--- a/docs/prd-docx-v2/平台网页端/表格管理页.docx
+++ b/docs/prd-docx-v2/平台网页端/表格管理页.docx
@@ -463,7 +463,7 @@
           <w:b w:val="0"/>
           <w:sz w:val="21"/>
         </w:rPr>
-        <w:t>表格管理页是平台网页端最基础、复用度最高的页面模板，用于承载各类列表型数据的管理需求。`renderTablePage()` 和 `renderSimplePage()` 两个函数通过接收不同的页面定义（`def`），渲染出统一风格但功能各异的表格管理界面，覆盖入驻审核、订单分配、案例管理、发票管理、商品管理、品牌管理、活动促销等十余个业务场景。该页面模板解决了平台后台"列表展示 + 筛选查询 + 单条操作 + 详情查看"的标准交互模式，通过配置化方式快速支撑不同业务模块的管理需求。---</w:t>
+        <w:t>表格管理页是平台网页端最基础、复用度最高的页面模板，用于承载各类列表型数据的管理需求。`页面渲染` 和 `页面渲染` 两个函数通过接收不同的页面定义（`def`），渲染出统一风格但功能各异的表格管理界面，覆盖入驻审核、订单分配、案例管理、发票管理、商品管理、品牌管理、活动促销等十余个业务场景。该页面模板解决了平台后台"列表展示 + 筛选查询 + 单条操作 + 详情查看"的标准交互模式，通过配置化方式快速支撑不同业务模块的管理需求。---</w:t>
       </w:r>
     </w:p>
     <w:p>
@@ -1804,7 +1804,7 @@
                 <w:rFonts w:ascii="宋体" w:hAnsi="宋体" w:eastAsia="宋体"/>
                 <w:sz w:val="21"/>
               </w:rPr>
-              <w:t>`def.rows`</w:t>
+              <w:t>业务数据</w:t>
             </w:r>
           </w:p>
         </w:tc>
@@ -1818,7 +1818,7 @@
                 <w:rFonts w:ascii="宋体" w:hAnsi="宋体" w:eastAsia="宋体"/>
                 <w:sz w:val="21"/>
               </w:rPr>
-              <w:t>`mock-data.js`</w:t>
+              <w:t>原型数据</w:t>
             </w:r>
           </w:p>
         </w:tc>
@@ -1862,7 +1862,7 @@
                 <w:rFonts w:ascii="宋体" w:hAnsi="宋体" w:eastAsia="宋体"/>
                 <w:sz w:val="21"/>
               </w:rPr>
-              <w:t>`mock-data.js` / 页面定义</w:t>
+              <w:t>`原型数据` / 页面定义</w:t>
             </w:r>
           </w:p>
         </w:tc>
@@ -1906,7 +1906,7 @@
                 <w:rFonts w:ascii="宋体" w:hAnsi="宋体" w:eastAsia="宋体"/>
                 <w:sz w:val="21"/>
               </w:rPr>
-              <w:t>`mock-data.js` / 页面定义</w:t>
+              <w:t>`原型数据` / 页面定义</w:t>
             </w:r>
           </w:p>
         </w:tc>
@@ -1950,7 +1950,7 @@
                 <w:rFonts w:ascii="宋体" w:hAnsi="宋体" w:eastAsia="宋体"/>
                 <w:sz w:val="21"/>
               </w:rPr>
-              <w:t>`mock-data.js` / 页面定义</w:t>
+              <w:t>`原型数据` / 页面定义</w:t>
             </w:r>
           </w:p>
         </w:tc>
@@ -1994,7 +1994,7 @@
                 <w:rFonts w:ascii="宋体" w:hAnsi="宋体" w:eastAsia="宋体"/>
                 <w:sz w:val="21"/>
               </w:rPr>
-              <w:t>`platform-web.js`</w:t>
+              <w:t>页面逻辑</w:t>
             </w:r>
           </w:p>
         </w:tc>
@@ -2024,7 +2024,7 @@
                 <w:rFonts w:ascii="宋体" w:hAnsi="宋体" w:eastAsia="宋体"/>
                 <w:sz w:val="21"/>
               </w:rPr>
-              <w:t>`providers`</w:t>
+              <w:t>业务数据</w:t>
             </w:r>
           </w:p>
         </w:tc>
@@ -2038,7 +2038,7 @@
                 <w:rFonts w:ascii="宋体" w:hAnsi="宋体" w:eastAsia="宋体"/>
                 <w:sz w:val="21"/>
               </w:rPr>
-              <w:t>`mock-data.js`</w:t>
+              <w:t>原型数据</w:t>
             </w:r>
           </w:p>
         </w:tc>
@@ -2068,7 +2068,7 @@
                 <w:rFonts w:ascii="宋体" w:hAnsi="宋体" w:eastAsia="宋体"/>
                 <w:sz w:val="21"/>
               </w:rPr>
-              <w:t>`orders`</w:t>
+              <w:t>业务数据</w:t>
             </w:r>
           </w:p>
         </w:tc>
@@ -2082,7 +2082,7 @@
                 <w:rFonts w:ascii="宋体" w:hAnsi="宋体" w:eastAsia="宋体"/>
                 <w:sz w:val="21"/>
               </w:rPr>
-              <w:t>`mock-data.js`</w:t>
+              <w:t>原型数据</w:t>
             </w:r>
           </w:p>
         </w:tc>
@@ -2112,7 +2112,7 @@
                 <w:rFonts w:ascii="宋体" w:hAnsi="宋体" w:eastAsia="宋体"/>
                 <w:sz w:val="21"/>
               </w:rPr>
-              <w:t>`products`</w:t>
+              <w:t>业务数据</w:t>
             </w:r>
           </w:p>
         </w:tc>
@@ -2126,7 +2126,7 @@
                 <w:rFonts w:ascii="宋体" w:hAnsi="宋体" w:eastAsia="宋体"/>
                 <w:sz w:val="21"/>
               </w:rPr>
-              <w:t>`mock-data.js`</w:t>
+              <w:t>原型数据</w:t>
             </w:r>
           </w:p>
         </w:tc>
@@ -2156,7 +2156,7 @@
                 <w:rFonts w:ascii="宋体" w:hAnsi="宋体" w:eastAsia="宋体"/>
                 <w:sz w:val="21"/>
               </w:rPr>
-              <w:t>`cases`</w:t>
+              <w:t>业务数据</w:t>
             </w:r>
           </w:p>
         </w:tc>
@@ -2170,7 +2170,7 @@
                 <w:rFonts w:ascii="宋体" w:hAnsi="宋体" w:eastAsia="宋体"/>
                 <w:sz w:val="21"/>
               </w:rPr>
-              <w:t>`mock-data.js`</w:t>
+              <w:t>原型数据</w:t>
             </w:r>
           </w:p>
         </w:tc>
@@ -2200,7 +2200,7 @@
                 <w:rFonts w:ascii="宋体" w:hAnsi="宋体" w:eastAsia="宋体"/>
                 <w:sz w:val="21"/>
               </w:rPr>
-              <w:t>`invoices`</w:t>
+              <w:t>业务数据</w:t>
             </w:r>
           </w:p>
         </w:tc>
@@ -2214,7 +2214,7 @@
                 <w:rFonts w:ascii="宋体" w:hAnsi="宋体" w:eastAsia="宋体"/>
                 <w:sz w:val="21"/>
               </w:rPr>
-              <w:t>`mock-data.js`</w:t>
+              <w:t>原型数据</w:t>
             </w:r>
           </w:p>
         </w:tc>
@@ -2287,7 +2287,7 @@
           <w:rFonts w:ascii="宋体" w:hAnsi="宋体" w:eastAsia="宋体"/>
           <w:sz w:val="21"/>
         </w:rPr>
-        <w:t>- 已通过左侧导航或快捷入口进入对应管理页面。 - `mock-data.js` 中已定义对应业务数据。</w:t>
+        <w:t>- 已通过左侧导航或快捷入口进入对应管理页面。 - `原型数据` 中已定义对应业务数据。</w:t>
       </w:r>
     </w:p>
     <w:p>
@@ -2427,7 +2427,7 @@
           <w:rFonts w:ascii="宋体" w:hAnsi="宋体" w:eastAsia="宋体"/>
           <w:sz w:val="21"/>
         </w:rPr>
-        <w:t>- 页面结构相对简化，顶部为页面标题和 toolbar 操作按钮。 - 表格列由 `def.labels` 和 `def.keys` 定义，一一对应。 - 表格行点击后打开详情抽屉。 - 支持状态标签自动渲染（通过 `isStatus()` 判断）。 - 商品分类页面的名称列使用 `renderCategoryNameCell()` 特殊渲染。</w:t>
+        <w:t>- 页面结构相对简化，顶部为页面标题和 toolbar 操作按钮。 - 表格列由 `def.labels` 和 `def.keys` 定义，一一对应。 - 表格行点击后打开详情抽屉。 - 支持状态标签自动渲染（通过 `isStatus()` 判断）。 - 商品分类页面的名称列使用 `页面渲染` 特殊渲染。</w:t>
       </w:r>
     </w:p>
     <w:p>
@@ -2707,7 +2707,7 @@
           <w:rFonts w:ascii="宋体" w:hAnsi="宋体" w:eastAsia="宋体"/>
           <w:sz w:val="21"/>
         </w:rPr>
-        <w:t>- 工具栏按钮的渲染逻辑通过多层三元表达式判断 `state.activePage` 实现。  ---</w:t>
+        <w:t>- 工具栏按钮的渲染逻辑通过多层三元表达式判断 `页面状态` 实现。  ---</w:t>
       </w:r>
     </w:p>
     <w:p>
@@ -2826,7 +2826,7 @@
           <w:rFonts w:ascii="宋体" w:hAnsi="宋体" w:eastAsia="宋体"/>
           <w:sz w:val="21"/>
         </w:rPr>
-        <w:t>- 详情抽屉由 `renderDrawer()` 通用函数渲染基础结构，各业务模块在此基础上扩展。 - 部分页面（如论坛管理、订单分配）使用独立的详情渲染函数。  ---</w:t>
+        <w:t>- 详情抽屉由 `页面渲染` 通用函数渲染基础结构，各业务模块在此基础上扩展。 - 部分页面（如论坛管理、订单分配）使用独立的详情渲染函数。  ---</w:t>
       </w:r>
     </w:p>
     <w:sectPr>
